--- a/PennyPinchingShopaholics/Product Requirements Document.docx
+++ b/PennyPinchingShopaholics/Product Requirements Document.docx
@@ -175,7 +175,21 @@
     </w:p>
     <w:p>
       <w:r>
-        <w:t>This is the meat of the document. It details exactly what the product must do.</w:t>
+        <w:t xml:space="preserve">This is the meat of the document. It </w:t>
+      </w:r>
+      <w:proofErr w:type="gramStart"/>
+      <w:r>
+        <w:t xml:space="preserve">details </w:t>
+      </w:r>
+      <w:r>
+        <w:t xml:space="preserve"> </w:t>
+      </w:r>
+      <w:r>
+        <w:t>exactly</w:t>
+      </w:r>
+      <w:proofErr w:type="gramEnd"/>
+      <w:r>
+        <w:t xml:space="preserve"> what the product must do.</w:t>
       </w:r>
     </w:p>
     <w:p>
